--- a/docs/output/Test_Plan.docx
+++ b/docs/output/Test_Plan.docx
@@ -179,7 +179,7 @@
               <w:rPr>
                 <w:sz w:val="17"/>
               </w:rPr>
-              <w:t>Follows the IEEE Std 829 test-plan structure; section numbers 1–5 and §5.1 as required by the assignment</w:t>
+              <w:t>Organised in an IEEE 829-style test-plan structure as requested by the assignment (sections 1–5, §5.1 Security Validation); no formal standards-compliance is claimed</w:t>
             </w:r>
           </w:p>
         </w:tc>
@@ -309,7 +309,7 @@
     <w:p>
       <w:r>
         <w:rPr/>
-        <w:t>This plan defines how the requirements of SRS-SLP-01 (FR-001…FR-010, NFR-001…NFR-003, SEC-REQ-01…SEC-REQ-06) will be verified, and contains the test cases that cover them.</w:t>
+        <w:t>This plan defines how the requirements of SRS-SLP-01 (FR-001…FR-010, NFR-001…NFR-003, SEC-REQ-01…SEC-REQ-07) will be verified, and contains the test cases that cover them.</w:t>
       </w:r>
     </w:p>
     <w:p>
@@ -770,7 +770,7 @@
               <w:rPr>
                 <w:sz w:val="17"/>
               </w:rPr>
-              <w:t>View availability and reserve a slot (duration, horizon, overlap)</w:t>
+              <w:t>View availability and reserve a slot (clauses a–e: availability, duration, horizon, overlap, token)</w:t>
             </w:r>
           </w:p>
         </w:tc>
@@ -812,7 +812,7 @@
               <w:rPr>
                 <w:sz w:val="17"/>
               </w:rPr>
-              <w:t>TC-01, TC-02, TC-03, TC-04, TC-17, TC-21</w:t>
+              <w:t>TC-01, TC-02, TC-03, TC-04, TC-17, TC-21, TC-24</w:t>
             </w:r>
           </w:p>
         </w:tc>
@@ -1044,7 +1044,7 @@
               <w:rPr>
                 <w:sz w:val="17"/>
               </w:rPr>
-              <w:t>TC-10, TC-21, TC-22</w:t>
+              <w:t>TC-10, TC-21, TC-22, TC-25</w:t>
             </w:r>
           </w:p>
         </w:tc>
@@ -1538,7 +1538,7 @@
               <w:rPr>
                 <w:sz w:val="17"/>
               </w:rPr>
-              <w:t>SEC-REQ-01…06</w:t>
+              <w:t>SEC-REQ-01…07</w:t>
             </w:r>
           </w:p>
         </w:tc>
@@ -1967,7 +1967,7 @@
               <w:rPr>
                 <w:sz w:val="17"/>
               </w:rPr>
-              <w:t>Scripted request/response checks with state verification in the data store; both success and alternate flows A1/A2/A3 of UC-03.</w:t>
+              <w:t>Scripted request/response checks with state verification in the data store; success and alternate flows A1–A4 of UC-03.</w:t>
             </w:r>
           </w:p>
         </w:tc>
@@ -1981,7 +1981,7 @@
               <w:rPr>
                 <w:sz w:val="17"/>
               </w:rPr>
-              <w:t>TC-01 … TC-15</w:t>
+              <w:t>TC-01 … TC-15, TC-24, TC-25</w:t>
             </w:r>
           </w:p>
         </w:tc>
@@ -2327,7 +2327,7 @@
               <w:rPr>
                 <w:sz w:val="17"/>
               </w:rPr>
-              <w:t>SEC-OBJ-01 Authenticated &amp; authorized access</w:t>
+              <w:t>SEC-OBJ-01 Authenticated &amp; authorized access, SEC-OBJ-02 Integrity</w:t>
             </w:r>
           </w:p>
         </w:tc>
@@ -2527,7 +2527,7 @@
               <w:rPr>
                 <w:sz w:val="17"/>
               </w:rPr>
-              <w:t>C-03, C-02 security filter</w:t>
+              <w:t>C-02 security filter, C-03</w:t>
             </w:r>
           </w:p>
         </w:tc>
@@ -2541,7 +2541,7 @@
               <w:rPr>
                 <w:sz w:val="17"/>
               </w:rPr>
-              <w:t>Call protected endpoints with no / invalid token; compare login error text; inspect logs &amp; stored credentials</w:t>
+              <w:t>Call every protected endpoint with no token and with a malformed token</w:t>
             </w:r>
           </w:p>
         </w:tc>
@@ -2555,7 +2555,7 @@
               <w:rPr>
                 <w:sz w:val="17"/>
               </w:rPr>
-              <w:t>TC-11, TC-20</w:t>
+              <w:t>TC-20</w:t>
             </w:r>
           </w:p>
         </w:tc>
@@ -2569,7 +2569,7 @@
               <w:rPr>
                 <w:sz w:val="17"/>
               </w:rPr>
-              <w:t>HTTP 401; identical error text; no plaintext credential in log or store</w:t>
+              <w:t>HTTP 401 for every endpoint; no data returned</w:t>
             </w:r>
           </w:p>
         </w:tc>
@@ -2585,7 +2585,7 @@
               <w:rPr>
                 <w:sz w:val="17"/>
               </w:rPr>
-              <w:t>SEC-OBJ-03 Confidentiality of own data</w:t>
+              <w:t>SEC-OBJ-01</w:t>
             </w:r>
           </w:p>
         </w:tc>
@@ -2599,7 +2599,7 @@
               <w:rPr>
                 <w:sz w:val="17"/>
               </w:rPr>
-              <w:t>SEC-REQ-03</w:t>
+              <w:t>SEC-REQ-07</w:t>
             </w:r>
           </w:p>
         </w:tc>
@@ -2613,7 +2613,7 @@
               <w:rPr>
                 <w:sz w:val="17"/>
               </w:rPr>
-              <w:t>C-04 + C-05 ownership check</w:t>
+              <w:t>C-03 Authentication &amp; Session Service; C-10 / §11.4 logging rules</w:t>
             </w:r>
           </w:p>
         </w:tc>
@@ -2627,7 +2627,7 @@
               <w:rPr>
                 <w:sz w:val="17"/>
               </w:rPr>
-              <w:t>Student B reads / cancels Student A's reservation</w:t>
+              <w:t>Compare login error text for unknown user vs. wrong password; inspect logs, responses and stored credentials</w:t>
             </w:r>
           </w:p>
         </w:tc>
@@ -2641,7 +2641,7 @@
               <w:rPr>
                 <w:sz w:val="17"/>
               </w:rPr>
-              <w:t>TC-12, TC-23</w:t>
+              <w:t>TC-11, TC-20</w:t>
             </w:r>
           </w:p>
         </w:tc>
@@ -2655,7 +2655,7 @@
               <w:rPr>
                 <w:sz w:val="17"/>
               </w:rPr>
-              <w:t>HTTP 403; no content leaked; reservation unchanged</w:t>
+              <w:t>Identical error text; no plaintext credential in log, response or store</w:t>
             </w:r>
           </w:p>
         </w:tc>
@@ -2671,7 +2671,7 @@
               <w:rPr>
                 <w:sz w:val="17"/>
               </w:rPr>
-              <w:t>SEC-OBJ-02 Integrity</w:t>
+              <w:t>SEC-OBJ-03 Confidentiality of own data</w:t>
             </w:r>
           </w:p>
         </w:tc>
@@ -2685,7 +2685,7 @@
               <w:rPr>
                 <w:sz w:val="17"/>
               </w:rPr>
-              <w:t>SEC-REQ-05</w:t>
+              <w:t>SEC-REQ-03</w:t>
             </w:r>
           </w:p>
         </w:tc>
@@ -2699,7 +2699,7 @@
               <w:rPr>
                 <w:sz w:val="17"/>
               </w:rPr>
-              <w:t>C-02 input validation, C-11 parameterised access</w:t>
+              <w:t>C-04 + C-05 ownership check</w:t>
             </w:r>
           </w:p>
         </w:tc>
@@ -2713,7 +2713,7 @@
               <w:rPr>
                 <w:sz w:val="17"/>
               </w:rPr>
-              <w:t>Boundary, malformed and injection-style inputs</w:t>
+              <w:t>Student B reads / cancels Student A's reservation</w:t>
             </w:r>
           </w:p>
         </w:tc>
@@ -2727,7 +2727,7 @@
               <w:rPr>
                 <w:sz w:val="17"/>
               </w:rPr>
-              <w:t>TC-21</w:t>
+              <w:t>TC-12, TC-23</w:t>
             </w:r>
           </w:p>
         </w:tc>
@@ -2741,7 +2741,7 @@
               <w:rPr>
                 <w:sz w:val="17"/>
               </w:rPr>
-              <w:t>HTTP 400/422; no data change; tables intact</w:t>
+              <w:t>HTTP 403; no content leaked; reservation unchanged</w:t>
             </w:r>
           </w:p>
         </w:tc>
@@ -2757,7 +2757,7 @@
               <w:rPr>
                 <w:sz w:val="17"/>
               </w:rPr>
-              <w:t>SEC-OBJ-02, SEC-OBJ-01</w:t>
+              <w:t>SEC-OBJ-02 Integrity</w:t>
             </w:r>
           </w:p>
         </w:tc>
@@ -2771,7 +2771,7 @@
               <w:rPr>
                 <w:sz w:val="17"/>
               </w:rPr>
-              <w:t>SEC-REQ-01</w:t>
+              <w:t>SEC-REQ-05</w:t>
             </w:r>
           </w:p>
         </w:tc>
@@ -2785,7 +2785,7 @@
               <w:rPr>
                 <w:sz w:val="17"/>
               </w:rPr>
-              <w:t>C-04</w:t>
+              <w:t>C-02 input validation, C-11 parameterised access</w:t>
             </w:r>
           </w:p>
         </w:tc>
@@ -2799,7 +2799,7 @@
               <w:rPr>
                 <w:sz w:val="17"/>
               </w:rPr>
-              <w:t>(also) unauthorized calibration/inventory change attempts</w:t>
+              <w:t>Boundary, malformed and injection-style inputs</w:t>
             </w:r>
           </w:p>
         </w:tc>
@@ -2813,7 +2813,7 @@
               <w:rPr>
                 <w:sz w:val="17"/>
               </w:rPr>
-              <w:t>TC-18</w:t>
+              <w:t>TC-21</w:t>
             </w:r>
           </w:p>
         </w:tc>
@@ -2827,7 +2827,7 @@
               <w:rPr>
                 <w:sz w:val="17"/>
               </w:rPr>
-              <w:t>as above</w:t>
+              <w:t>HTTP 400/422; no data change; tables intact</w:t>
             </w:r>
           </w:p>
         </w:tc>
@@ -3440,6 +3440,32 @@
               <w:rPr>
                 <w:sz w:val="17"/>
               </w:rPr>
+              <w:t xml:space="preserve">, </w:t>
+            </w:r>
+            <w:r>
+              <w:rPr>
+                <w:rFonts w:ascii="Consolas" w:hAnsi="Consolas"/>
+                <w:sz w:val="17"/>
+              </w:rPr>
+              <w:t>student01</w:t>
+            </w:r>
+            <w:r>
+              <w:rPr>
+                <w:sz w:val="17"/>
+              </w:rPr>
+              <w:t>…</w:t>
+            </w:r>
+            <w:r>
+              <w:rPr>
+                <w:rFonts w:ascii="Consolas" w:hAnsi="Consolas"/>
+                <w:sz w:val="17"/>
+              </w:rPr>
+              <w:t>student20</w:t>
+            </w:r>
+            <w:r>
+              <w:rPr>
+                <w:sz w:val="17"/>
+              </w:rPr>
               <w:t xml:space="preserve"> (role Student); </w:t>
             </w:r>
             <w:r>
@@ -3535,7 +3561,20 @@
               <w:rPr>
                 <w:sz w:val="17"/>
               </w:rPr>
-              <w:t xml:space="preserve"> – Pending.</w:t>
+              <w:t xml:space="preserve"> – Pending; EQ-05 </w:t>
+            </w:r>
+            <w:r>
+              <w:rPr>
+                <w:i/>
+                <w:sz w:val="17"/>
+              </w:rPr>
+              <w:t>Logic Analyzer</w:t>
+            </w:r>
+            <w:r>
+              <w:rPr>
+                <w:sz w:val="17"/>
+              </w:rPr>
+              <w:t xml:space="preserve"> – Valid (only loaded for TC-05 and TC-24).</w:t>
             </w:r>
           </w:p>
         </w:tc>
@@ -4873,7 +4912,7 @@
               <w:rPr>
                 <w:sz w:val="17"/>
               </w:rPr>
-              <w:t>FR-006, SEC-REQ-04</w:t>
+              <w:t>FR-006, SEC-REQ-07</w:t>
             </w:r>
           </w:p>
         </w:tc>
@@ -5521,7 +5560,7 @@
               <w:rPr>
                 <w:sz w:val="17"/>
               </w:rPr>
-              <w:t>SEC-REQ-04, FR-006</w:t>
+              <w:t>SEC-REQ-04, SEC-REQ-07, FR-006</w:t>
             </w:r>
           </w:p>
         </w:tc>
@@ -5766,6 +5805,150 @@
                 <w:sz w:val="17"/>
               </w:rPr>
               <w:t>Security, Negative</w:t>
+            </w:r>
+          </w:p>
+        </w:tc>
+        <w:tc>
+          <w:tcPr>
+            <w:tcW w:type="dxa" w:w="1987"/>
+          </w:tcPr>
+          <w:p>
+            <w:r/>
+            <w:r>
+              <w:rPr>
+                <w:sz w:val="17"/>
+              </w:rPr>
+              <w:t>Not Executed</w:t>
+            </w:r>
+          </w:p>
+        </w:tc>
+      </w:tr>
+      <w:tr>
+        <w:tc>
+          <w:tcPr>
+            <w:tcW w:type="dxa" w:w="1987"/>
+          </w:tcPr>
+          <w:p>
+            <w:r/>
+            <w:r>
+              <w:rPr>
+                <w:sz w:val="17"/>
+              </w:rPr>
+              <w:t>TC-24</w:t>
+            </w:r>
+          </w:p>
+        </w:tc>
+        <w:tc>
+          <w:tcPr>
+            <w:tcW w:type="dxa" w:w="1987"/>
+          </w:tcPr>
+          <w:p>
+            <w:r/>
+            <w:r>
+              <w:rPr>
+                <w:sz w:val="17"/>
+              </w:rPr>
+              <w:t>FR-001</w:t>
+            </w:r>
+          </w:p>
+        </w:tc>
+        <w:tc>
+          <w:tcPr>
+            <w:tcW w:type="dxa" w:w="1987"/>
+          </w:tcPr>
+          <w:p>
+            <w:r/>
+            <w:r>
+              <w:rPr>
+                <w:sz w:val="17"/>
+              </w:rPr>
+              <w:t>Availability display and filters</w:t>
+            </w:r>
+          </w:p>
+        </w:tc>
+        <w:tc>
+          <w:tcPr>
+            <w:tcW w:type="dxa" w:w="1987"/>
+          </w:tcPr>
+          <w:p>
+            <w:r/>
+            <w:r>
+              <w:rPr>
+                <w:sz w:val="17"/>
+              </w:rPr>
+              <w:t>Functional</w:t>
+            </w:r>
+          </w:p>
+        </w:tc>
+        <w:tc>
+          <w:tcPr>
+            <w:tcW w:type="dxa" w:w="1987"/>
+          </w:tcPr>
+          <w:p>
+            <w:r/>
+            <w:r>
+              <w:rPr>
+                <w:sz w:val="17"/>
+              </w:rPr>
+              <w:t>Not Executed</w:t>
+            </w:r>
+          </w:p>
+        </w:tc>
+      </w:tr>
+      <w:tr>
+        <w:tc>
+          <w:tcPr>
+            <w:tcW w:type="dxa" w:w="1987"/>
+          </w:tcPr>
+          <w:p>
+            <w:r/>
+            <w:r>
+              <w:rPr>
+                <w:sz w:val="17"/>
+              </w:rPr>
+              <w:t>TC-25</w:t>
+            </w:r>
+          </w:p>
+        </w:tc>
+        <w:tc>
+          <w:tcPr>
+            <w:tcW w:type="dxa" w:w="1987"/>
+          </w:tcPr>
+          <w:p>
+            <w:r/>
+            <w:r>
+              <w:rPr>
+                <w:sz w:val="17"/>
+              </w:rPr>
+              <w:t>FR-005</w:t>
+            </w:r>
+          </w:p>
+        </w:tc>
+        <w:tc>
+          <w:tcPr>
+            <w:tcW w:type="dxa" w:w="1987"/>
+          </w:tcPr>
+          <w:p>
+            <w:r/>
+            <w:r>
+              <w:rPr>
+                <w:sz w:val="17"/>
+              </w:rPr>
+              <w:t>Remove equipment that has a future reservation</w:t>
+            </w:r>
+          </w:p>
+        </w:tc>
+        <w:tc>
+          <w:tcPr>
+            <w:tcW w:type="dxa" w:w="1987"/>
+          </w:tcPr>
+          <w:p>
+            <w:r/>
+            <w:r>
+              <w:rPr>
+                <w:sz w:val="17"/>
+              </w:rPr>
+              <w:t>Functional, Negative</w:t>
             </w:r>
           </w:p>
         </w:tc>
@@ -5893,7 +6076,7 @@
               <w:rPr>
                 <w:sz w:val="17"/>
               </w:rPr>
-              <w:t>FR-001, FR-002 (UC-03 main flow)</w:t>
+              <w:t>FR-001(e), FR-002(a) (UC-03 main flow)</w:t>
             </w:r>
           </w:p>
         </w:tc>
@@ -6210,7 +6393,7 @@
               <w:rPr>
                 <w:sz w:val="17"/>
               </w:rPr>
-              <w:t>FR-001</w:t>
+              <w:t>FR-001(b)</w:t>
             </w:r>
           </w:p>
         </w:tc>
@@ -6540,7 +6723,7 @@
               <w:rPr>
                 <w:sz w:val="17"/>
               </w:rPr>
-              <w:t>FR-001</w:t>
+              <w:t>FR-001(c)</w:t>
             </w:r>
           </w:p>
         </w:tc>
@@ -6870,7 +7053,7 @@
               <w:rPr>
                 <w:sz w:val="17"/>
               </w:rPr>
-              <w:t>FR-001</w:t>
+              <w:t>FR-001(d)</w:t>
             </w:r>
           </w:p>
         </w:tc>
@@ -7246,7 +7429,7 @@
               <w:rPr>
                 <w:sz w:val="17"/>
               </w:rPr>
-              <w:t>FR-002</w:t>
+              <w:t>FR-002(b), FR-002(c)</w:t>
             </w:r>
           </w:p>
         </w:tc>
@@ -7313,7 +7496,7 @@
               <w:rPr>
                 <w:sz w:val="17"/>
               </w:rPr>
-              <w:t xml:space="preserve"> logged in; EQ-03 Expired; EQ-04 Pending; another Valid </w:t>
+              <w:t xml:space="preserve"> logged in; EQ-03 Expired; EQ-04 Pending; EQ-05 (</w:t>
             </w:r>
             <w:r>
               <w:rPr>
@@ -7326,7 +7509,7 @@
               <w:rPr>
                 <w:sz w:val="17"/>
               </w:rPr>
-              <w:t xml:space="preserve"> is present for the suggestion check (add EQ-05 Valid, Logic Analyzer).</w:t>
+              <w:t>, Valid) exists as the alternative for the suggestion check.</w:t>
             </w:r>
           </w:p>
         </w:tc>
@@ -7429,7 +7612,7 @@
               <w:rPr>
                 <w:sz w:val="17"/>
               </w:rPr>
-              <w:t xml:space="preserve"> with message "This equipment is currently unavailable for booking — calibration required."; EQ-03 response suggests EQ-05; no reservation record created.</w:t>
+              <w:t xml:space="preserve"> with message "This equipment is currently unavailable for booking — calibration required."; the EQ-03 response suggests EQ-05 and the EQ-04 response suggests none (no other FPGA board); no reservation record created.</w:t>
             </w:r>
           </w:p>
         </w:tc>
@@ -9232,7 +9415,7 @@
               <w:rPr>
                 <w:sz w:val="17"/>
               </w:rPr>
-              <w:t>FR-006, SEC-REQ-04</w:t>
+              <w:t>FR-006, SEC-REQ-07</w:t>
             </w:r>
           </w:p>
         </w:tc>
@@ -11228,7 +11411,33 @@
               <w:rPr>
                 <w:sz w:val="17"/>
               </w:rPr>
-              <w:t>Baseline data; 20 student accounts (or sessions) available; timing facility ready.</w:t>
+              <w:t xml:space="preserve">Baseline data; accounts </w:t>
+            </w:r>
+            <w:r>
+              <w:rPr>
+                <w:rFonts w:ascii="Consolas" w:hAnsi="Consolas"/>
+                <w:sz w:val="17"/>
+              </w:rPr>
+              <w:t>student01</w:t>
+            </w:r>
+            <w:r>
+              <w:rPr>
+                <w:sz w:val="17"/>
+              </w:rPr>
+              <w:t>…</w:t>
+            </w:r>
+            <w:r>
+              <w:rPr>
+                <w:rFonts w:ascii="Consolas" w:hAnsi="Consolas"/>
+                <w:sz w:val="17"/>
+              </w:rPr>
+              <w:t>student20</w:t>
+            </w:r>
+            <w:r>
+              <w:rPr>
+                <w:sz w:val="17"/>
+              </w:rPr>
+              <w:t xml:space="preserve"> logged in; timing facility ready.</w:t>
             </w:r>
           </w:p>
         </w:tc>
@@ -11258,7 +11467,7 @@
               <w:rPr>
                 <w:sz w:val="17"/>
               </w:rPr>
-              <w:t>20 concurrent requests, each for a different free slot of EQ-01 / EQ-02 (so all are legitimate and can succeed).</w:t>
+              <w:t>20 concurrent requests, one per student, each for a different non-overlapping slot of EQ-01 or EQ-02 (so every request is legitimate and can succeed).</w:t>
             </w:r>
           </w:p>
         </w:tc>
@@ -11538,7 +11747,33 @@
               <w:rPr>
                 <w:sz w:val="17"/>
               </w:rPr>
-              <w:t>EQ-01 Valid and free at slot X; 20 student sessions.</w:t>
+              <w:t xml:space="preserve">EQ-01 Valid and free at slot X; accounts </w:t>
+            </w:r>
+            <w:r>
+              <w:rPr>
+                <w:rFonts w:ascii="Consolas" w:hAnsi="Consolas"/>
+                <w:sz w:val="17"/>
+              </w:rPr>
+              <w:t>student01</w:t>
+            </w:r>
+            <w:r>
+              <w:rPr>
+                <w:sz w:val="17"/>
+              </w:rPr>
+              <w:t>…</w:t>
+            </w:r>
+            <w:r>
+              <w:rPr>
+                <w:rFonts w:ascii="Consolas" w:hAnsi="Consolas"/>
+                <w:sz w:val="17"/>
+              </w:rPr>
+              <w:t>student20</w:t>
+            </w:r>
+            <w:r>
+              <w:rPr>
+                <w:sz w:val="17"/>
+              </w:rPr>
+              <w:t xml:space="preserve"> logged in.</w:t>
             </w:r>
           </w:p>
         </w:tc>
@@ -12493,7 +12728,7 @@
               <w:rPr>
                 <w:sz w:val="17"/>
               </w:rPr>
-              <w:t>SEC-REQ-04, FR-006</w:t>
+              <w:t>SEC-REQ-04, SEC-REQ-07, FR-006</w:t>
             </w:r>
           </w:p>
         </w:tc>
@@ -12656,7 +12891,7 @@
               <w:rPr>
                 <w:sz w:val="17"/>
               </w:rPr>
-              <w:t xml:space="preserve"> for every endpoint, no data. 3: the password does not appear in any log or response, and is not stored as plain text.</w:t>
+              <w:t xml:space="preserve"> for every endpoint, no data (SEC-REQ-04). 3: the password does not appear in any log or response, and is not stored as plain text (SEC-REQ-07).</w:t>
             </w:r>
           </w:p>
         </w:tc>
@@ -13779,6 +14014,711 @@
     </w:tbl>
     <w:p/>
     <w:p>
+      <w:r>
+        <w:rPr/>
+      </w:r>
+      <w:r>
+        <w:rPr>
+          <w:b/>
+        </w:rPr>
+        <w:t>TC-24 – Availability display and filters</w:t>
+      </w:r>
+      <w:r>
+        <w:rPr/>
+        <w:t xml:space="preserve"> (Functional)</w:t>
+      </w:r>
+    </w:p>
+    <w:tbl>
+      <w:tblPr>
+        <w:tblStyle w:val="TableGrid"/>
+        <w:tblW w:type="auto" w:w="0"/>
+        <w:jc w:val="center"/>
+        <w:tblLook w:firstColumn="1" w:firstRow="1" w:lastColumn="0" w:lastRow="0" w:noHBand="0" w:noVBand="1" w:val="04A0"/>
+      </w:tblPr>
+      <w:tblGrid>
+        <w:gridCol w:w="4968"/>
+        <w:gridCol w:w="4968"/>
+      </w:tblGrid>
+      <w:tr>
+        <w:tc>
+          <w:tcPr>
+            <w:tcW w:type="dxa" w:w="4968"/>
+            <w:shd w:val="clear" w:color="auto" w:fill="E4EAF6"/>
+          </w:tcPr>
+          <w:p>
+            <w:r>
+              <w:rPr>
+                <w:b/>
+              </w:rPr>
+            </w:r>
+            <w:r>
+              <w:rPr>
+                <w:b/>
+                <w:sz w:val="17"/>
+              </w:rPr>
+              <w:t>Field</w:t>
+            </w:r>
+          </w:p>
+        </w:tc>
+        <w:tc>
+          <w:tcPr>
+            <w:tcW w:type="dxa" w:w="4968"/>
+            <w:shd w:val="clear" w:color="auto" w:fill="E4EAF6"/>
+          </w:tcPr>
+          <w:p>
+            <w:r>
+              <w:rPr>
+                <w:b/>
+              </w:rPr>
+            </w:r>
+            <w:r>
+              <w:rPr>
+                <w:b/>
+                <w:sz w:val="17"/>
+              </w:rPr>
+              <w:t>Content</w:t>
+            </w:r>
+          </w:p>
+        </w:tc>
+      </w:tr>
+      <w:tr>
+        <w:tc>
+          <w:tcPr>
+            <w:tcW w:type="dxa" w:w="4968"/>
+          </w:tcPr>
+          <w:p>
+            <w:r/>
+            <w:r>
+              <w:rPr>
+                <w:sz w:val="17"/>
+              </w:rPr>
+              <w:t>Requirement ID</w:t>
+            </w:r>
+          </w:p>
+        </w:tc>
+        <w:tc>
+          <w:tcPr>
+            <w:tcW w:type="dxa" w:w="4968"/>
+          </w:tcPr>
+          <w:p>
+            <w:r/>
+            <w:r>
+              <w:rPr>
+                <w:sz w:val="17"/>
+              </w:rPr>
+              <w:t>FR-001(a)</w:t>
+            </w:r>
+          </w:p>
+        </w:tc>
+      </w:tr>
+      <w:tr>
+        <w:tc>
+          <w:tcPr>
+            <w:tcW w:type="dxa" w:w="4968"/>
+          </w:tcPr>
+          <w:p>
+            <w:r/>
+            <w:r>
+              <w:rPr>
+                <w:sz w:val="17"/>
+              </w:rPr>
+              <w:t>Objective</w:t>
+            </w:r>
+          </w:p>
+        </w:tc>
+        <w:tc>
+          <w:tcPr>
+            <w:tcW w:type="dxa" w:w="4968"/>
+          </w:tcPr>
+          <w:p>
+            <w:r/>
+            <w:r>
+              <w:rPr>
+                <w:sz w:val="17"/>
+              </w:rPr>
+              <w:t>The availability list shows equipment with its calibration status, the filters work, and reserved slots equal the Confirmed reservations.</w:t>
+            </w:r>
+          </w:p>
+        </w:tc>
+      </w:tr>
+      <w:tr>
+        <w:tc>
+          <w:tcPr>
+            <w:tcW w:type="dxa" w:w="4968"/>
+          </w:tcPr>
+          <w:p>
+            <w:r/>
+            <w:r>
+              <w:rPr>
+                <w:sz w:val="17"/>
+              </w:rPr>
+              <w:t>Preconditions</w:t>
+            </w:r>
+          </w:p>
+        </w:tc>
+        <w:tc>
+          <w:tcPr>
+            <w:tcW w:type="dxa" w:w="4968"/>
+          </w:tcPr>
+          <w:p>
+            <w:r/>
+            <w:r>
+              <w:rPr>
+                <w:sz w:val="17"/>
+              </w:rPr>
+              <w:t xml:space="preserve">Baseline equipment EQ-01…EQ-05 (§7); </w:t>
+            </w:r>
+            <w:r>
+              <w:rPr>
+                <w:rFonts w:ascii="Consolas" w:hAnsi="Consolas"/>
+                <w:sz w:val="17"/>
+              </w:rPr>
+              <w:t>studentA</w:t>
+            </w:r>
+            <w:r>
+              <w:rPr>
+                <w:sz w:val="17"/>
+              </w:rPr>
+              <w:t xml:space="preserve"> logged in; EQ-01 has one Confirmed reservation R1 (day D 10:00–11:00) and one Cancelled reservation R2 (day D 14:00–15:00).</w:t>
+            </w:r>
+          </w:p>
+        </w:tc>
+      </w:tr>
+      <w:tr>
+        <w:tc>
+          <w:tcPr>
+            <w:tcW w:type="dxa" w:w="4968"/>
+          </w:tcPr>
+          <w:p>
+            <w:r/>
+            <w:r>
+              <w:rPr>
+                <w:sz w:val="17"/>
+              </w:rPr>
+              <w:t>Test Data</w:t>
+            </w:r>
+          </w:p>
+        </w:tc>
+        <w:tc>
+          <w:tcPr>
+            <w:tcW w:type="dxa" w:w="4968"/>
+          </w:tcPr>
+          <w:p>
+            <w:r/>
+            <w:r>
+              <w:rPr>
+                <w:sz w:val="17"/>
+              </w:rPr>
+              <w:t xml:space="preserve">Filters: </w:t>
+            </w:r>
+            <w:r>
+              <w:rPr>
+                <w:rFonts w:ascii="Consolas" w:hAnsi="Consolas"/>
+                <w:sz w:val="17"/>
+              </w:rPr>
+              <w:t>category=Oscilloscope</w:t>
+            </w:r>
+            <w:r>
+              <w:rPr>
+                <w:sz w:val="17"/>
+              </w:rPr>
+              <w:t xml:space="preserve">; </w:t>
+            </w:r>
+            <w:r>
+              <w:rPr>
+                <w:rFonts w:ascii="Consolas" w:hAnsi="Consolas"/>
+                <w:sz w:val="17"/>
+              </w:rPr>
+              <w:t>calibrationStatus=Expired</w:t>
+            </w:r>
+            <w:r>
+              <w:rPr>
+                <w:sz w:val="17"/>
+              </w:rPr>
+              <w:t>; both together; availability of EQ-01 for day D.</w:t>
+            </w:r>
+          </w:p>
+        </w:tc>
+      </w:tr>
+      <w:tr>
+        <w:tc>
+          <w:tcPr>
+            <w:tcW w:type="dxa" w:w="4968"/>
+          </w:tcPr>
+          <w:p>
+            <w:r/>
+            <w:r>
+              <w:rPr>
+                <w:sz w:val="17"/>
+              </w:rPr>
+              <w:t>Steps</w:t>
+            </w:r>
+          </w:p>
+        </w:tc>
+        <w:tc>
+          <w:tcPr>
+            <w:tcW w:type="dxa" w:w="4968"/>
+          </w:tcPr>
+          <w:p>
+            <w:r/>
+            <w:r>
+              <w:rPr>
+                <w:sz w:val="17"/>
+              </w:rPr>
+              <w:t xml:space="preserve">1. List equipment without filter. 2. List with </w:t>
+            </w:r>
+            <w:r>
+              <w:rPr>
+                <w:rFonts w:ascii="Consolas" w:hAnsi="Consolas"/>
+                <w:sz w:val="17"/>
+              </w:rPr>
+              <w:t>category=Oscilloscope</w:t>
+            </w:r>
+            <w:r>
+              <w:rPr>
+                <w:sz w:val="17"/>
+              </w:rPr>
+              <w:t xml:space="preserve">. 3. List with </w:t>
+            </w:r>
+            <w:r>
+              <w:rPr>
+                <w:rFonts w:ascii="Consolas" w:hAnsi="Consolas"/>
+                <w:sz w:val="17"/>
+              </w:rPr>
+              <w:t>calibrationStatus=Expired</w:t>
+            </w:r>
+            <w:r>
+              <w:rPr>
+                <w:sz w:val="17"/>
+              </w:rPr>
+              <w:t>. 4. List with both filters. 5. Request availability of EQ-01 for day D.</w:t>
+            </w:r>
+          </w:p>
+        </w:tc>
+      </w:tr>
+      <w:tr>
+        <w:tc>
+          <w:tcPr>
+            <w:tcW w:type="dxa" w:w="4968"/>
+          </w:tcPr>
+          <w:p>
+            <w:r/>
+            <w:r>
+              <w:rPr>
+                <w:sz w:val="17"/>
+              </w:rPr>
+              <w:t>Expected Result</w:t>
+            </w:r>
+          </w:p>
+        </w:tc>
+        <w:tc>
+          <w:tcPr>
+            <w:tcW w:type="dxa" w:w="4968"/>
+          </w:tcPr>
+          <w:p>
+            <w:r/>
+            <w:r>
+              <w:rPr>
+                <w:sz w:val="17"/>
+              </w:rPr>
+              <w:t>1: five items, each with its calibration status. 2: EQ-01 and EQ-02 only. 3: EQ-03 only. 4: empty list (empty-list message in the UI). 5: exactly one reserved slot, 10:00–11:00 (R2 is not shown as reserved).</w:t>
+            </w:r>
+          </w:p>
+        </w:tc>
+      </w:tr>
+      <w:tr>
+        <w:tc>
+          <w:tcPr>
+            <w:tcW w:type="dxa" w:w="4968"/>
+          </w:tcPr>
+          <w:p>
+            <w:r/>
+            <w:r>
+              <w:rPr>
+                <w:sz w:val="17"/>
+              </w:rPr>
+              <w:t>Actual Result</w:t>
+            </w:r>
+          </w:p>
+        </w:tc>
+        <w:tc>
+          <w:tcPr>
+            <w:tcW w:type="dxa" w:w="4968"/>
+          </w:tcPr>
+          <w:p>
+            <w:r/>
+            <w:r>
+              <w:rPr>
+                <w:sz w:val="17"/>
+              </w:rPr>
+              <w:t>–</w:t>
+            </w:r>
+          </w:p>
+        </w:tc>
+      </w:tr>
+      <w:tr>
+        <w:tc>
+          <w:tcPr>
+            <w:tcW w:type="dxa" w:w="4968"/>
+          </w:tcPr>
+          <w:p>
+            <w:r/>
+            <w:r>
+              <w:rPr>
+                <w:sz w:val="17"/>
+              </w:rPr>
+              <w:t>Pass/Fail</w:t>
+            </w:r>
+          </w:p>
+        </w:tc>
+        <w:tc>
+          <w:tcPr>
+            <w:tcW w:type="dxa" w:w="4968"/>
+          </w:tcPr>
+          <w:p>
+            <w:r/>
+            <w:r>
+              <w:rPr>
+                <w:sz w:val="17"/>
+              </w:rPr>
+              <w:t>Not Executed</w:t>
+            </w:r>
+          </w:p>
+        </w:tc>
+      </w:tr>
+    </w:tbl>
+    <w:p/>
+    <w:p>
+      <w:r>
+        <w:rPr/>
+      </w:r>
+      <w:r>
+        <w:rPr>
+          <w:b/>
+        </w:rPr>
+        <w:t>TC-25 – Remove equipment that has a future reservation</w:t>
+      </w:r>
+      <w:r>
+        <w:rPr/>
+        <w:t xml:space="preserve"> (Functional, Negative; depends on assumption A-07)</w:t>
+      </w:r>
+    </w:p>
+    <w:tbl>
+      <w:tblPr>
+        <w:tblStyle w:val="TableGrid"/>
+        <w:tblW w:type="auto" w:w="0"/>
+        <w:jc w:val="center"/>
+        <w:tblLook w:firstColumn="1" w:firstRow="1" w:lastColumn="0" w:lastRow="0" w:noHBand="0" w:noVBand="1" w:val="04A0"/>
+      </w:tblPr>
+      <w:tblGrid>
+        <w:gridCol w:w="4968"/>
+        <w:gridCol w:w="4968"/>
+      </w:tblGrid>
+      <w:tr>
+        <w:tc>
+          <w:tcPr>
+            <w:tcW w:type="dxa" w:w="4968"/>
+            <w:shd w:val="clear" w:color="auto" w:fill="E4EAF6"/>
+          </w:tcPr>
+          <w:p>
+            <w:r>
+              <w:rPr>
+                <w:b/>
+              </w:rPr>
+            </w:r>
+            <w:r>
+              <w:rPr>
+                <w:b/>
+                <w:sz w:val="17"/>
+              </w:rPr>
+              <w:t>Field</w:t>
+            </w:r>
+          </w:p>
+        </w:tc>
+        <w:tc>
+          <w:tcPr>
+            <w:tcW w:type="dxa" w:w="4968"/>
+            <w:shd w:val="clear" w:color="auto" w:fill="E4EAF6"/>
+          </w:tcPr>
+          <w:p>
+            <w:r>
+              <w:rPr>
+                <w:b/>
+              </w:rPr>
+            </w:r>
+            <w:r>
+              <w:rPr>
+                <w:b/>
+                <w:sz w:val="17"/>
+              </w:rPr>
+              <w:t>Content</w:t>
+            </w:r>
+          </w:p>
+        </w:tc>
+      </w:tr>
+      <w:tr>
+        <w:tc>
+          <w:tcPr>
+            <w:tcW w:type="dxa" w:w="4968"/>
+          </w:tcPr>
+          <w:p>
+            <w:r/>
+            <w:r>
+              <w:rPr>
+                <w:sz w:val="17"/>
+              </w:rPr>
+              <w:t>Requirement ID</w:t>
+            </w:r>
+          </w:p>
+        </w:tc>
+        <w:tc>
+          <w:tcPr>
+            <w:tcW w:type="dxa" w:w="4968"/>
+          </w:tcPr>
+          <w:p>
+            <w:r/>
+            <w:r>
+              <w:rPr>
+                <w:sz w:val="17"/>
+              </w:rPr>
+              <w:t>FR-005</w:t>
+            </w:r>
+          </w:p>
+        </w:tc>
+      </w:tr>
+      <w:tr>
+        <w:tc>
+          <w:tcPr>
+            <w:tcW w:type="dxa" w:w="4968"/>
+          </w:tcPr>
+          <w:p>
+            <w:r/>
+            <w:r>
+              <w:rPr>
+                <w:sz w:val="17"/>
+              </w:rPr>
+              <w:t>Objective</w:t>
+            </w:r>
+          </w:p>
+        </w:tc>
+        <w:tc>
+          <w:tcPr>
+            <w:tcW w:type="dxa" w:w="4968"/>
+          </w:tcPr>
+          <w:p>
+            <w:r/>
+            <w:r>
+              <w:rPr>
+                <w:sz w:val="17"/>
+              </w:rPr>
+              <w:t>Equipment with a future Confirmed reservation cannot be removed; equipment without one can.</w:t>
+            </w:r>
+          </w:p>
+        </w:tc>
+      </w:tr>
+      <w:tr>
+        <w:tc>
+          <w:tcPr>
+            <w:tcW w:type="dxa" w:w="4968"/>
+          </w:tcPr>
+          <w:p>
+            <w:r/>
+            <w:r>
+              <w:rPr>
+                <w:sz w:val="17"/>
+              </w:rPr>
+              <w:t>Preconditions</w:t>
+            </w:r>
+          </w:p>
+        </w:tc>
+        <w:tc>
+          <w:tcPr>
+            <w:tcW w:type="dxa" w:w="4968"/>
+          </w:tcPr>
+          <w:p>
+            <w:r/>
+            <w:r>
+              <w:rPr>
+                <w:rFonts w:ascii="Consolas" w:hAnsi="Consolas"/>
+                <w:sz w:val="17"/>
+              </w:rPr>
+              <w:t>tech1</w:t>
+            </w:r>
+            <w:r>
+              <w:rPr>
+                <w:sz w:val="17"/>
+              </w:rPr>
+              <w:t xml:space="preserve"> logged in; EQ-01 has a future Confirmed reservation R; EQ-02 has none.</w:t>
+            </w:r>
+          </w:p>
+        </w:tc>
+      </w:tr>
+      <w:tr>
+        <w:tc>
+          <w:tcPr>
+            <w:tcW w:type="dxa" w:w="4968"/>
+          </w:tcPr>
+          <w:p>
+            <w:r/>
+            <w:r>
+              <w:rPr>
+                <w:sz w:val="17"/>
+              </w:rPr>
+              <w:t>Test Data</w:t>
+            </w:r>
+          </w:p>
+        </w:tc>
+        <w:tc>
+          <w:tcPr>
+            <w:tcW w:type="dxa" w:w="4968"/>
+          </w:tcPr>
+          <w:p>
+            <w:r/>
+            <w:r>
+              <w:rPr>
+                <w:sz w:val="17"/>
+              </w:rPr>
+              <w:t>Remove EQ-01; remove EQ-02.</w:t>
+            </w:r>
+          </w:p>
+        </w:tc>
+      </w:tr>
+      <w:tr>
+        <w:tc>
+          <w:tcPr>
+            <w:tcW w:type="dxa" w:w="4968"/>
+          </w:tcPr>
+          <w:p>
+            <w:r/>
+            <w:r>
+              <w:rPr>
+                <w:sz w:val="17"/>
+              </w:rPr>
+              <w:t>Steps</w:t>
+            </w:r>
+          </w:p>
+        </w:tc>
+        <w:tc>
+          <w:tcPr>
+            <w:tcW w:type="dxa" w:w="4968"/>
+          </w:tcPr>
+          <w:p>
+            <w:r/>
+            <w:r>
+              <w:rPr>
+                <w:sz w:val="17"/>
+              </w:rPr>
+              <w:t>1. Remove EQ-01. 2. Read EQ-01 and R. 3. Remove EQ-02. 4. List equipment.</w:t>
+            </w:r>
+          </w:p>
+        </w:tc>
+      </w:tr>
+      <w:tr>
+        <w:tc>
+          <w:tcPr>
+            <w:tcW w:type="dxa" w:w="4968"/>
+          </w:tcPr>
+          <w:p>
+            <w:r/>
+            <w:r>
+              <w:rPr>
+                <w:sz w:val="17"/>
+              </w:rPr>
+              <w:t>Expected Result</w:t>
+            </w:r>
+          </w:p>
+        </w:tc>
+        <w:tc>
+          <w:tcPr>
+            <w:tcW w:type="dxa" w:w="4968"/>
+          </w:tcPr>
+          <w:p>
+            <w:r/>
+            <w:r>
+              <w:rPr>
+                <w:sz w:val="17"/>
+              </w:rPr>
+              <w:t xml:space="preserve">1: HTTP 409 </w:t>
+            </w:r>
+            <w:r>
+              <w:rPr>
+                <w:rFonts w:ascii="Consolas" w:hAnsi="Consolas"/>
+                <w:sz w:val="17"/>
+              </w:rPr>
+              <w:t>EQUIPMENT_HAS_ACTIVE_RESERVATIONS</w:t>
+            </w:r>
+            <w:r>
+              <w:rPr>
+                <w:sz w:val="17"/>
+              </w:rPr>
+              <w:t>. 2: EQ-01 still listed, R still Confirmed. 3: HTTP 200. 4: EQ-02 no longer listed. If the instructor decides otherwise for A-07, this case is revised.</w:t>
+            </w:r>
+          </w:p>
+        </w:tc>
+      </w:tr>
+      <w:tr>
+        <w:tc>
+          <w:tcPr>
+            <w:tcW w:type="dxa" w:w="4968"/>
+          </w:tcPr>
+          <w:p>
+            <w:r/>
+            <w:r>
+              <w:rPr>
+                <w:sz w:val="17"/>
+              </w:rPr>
+              <w:t>Actual Result</w:t>
+            </w:r>
+          </w:p>
+        </w:tc>
+        <w:tc>
+          <w:tcPr>
+            <w:tcW w:type="dxa" w:w="4968"/>
+          </w:tcPr>
+          <w:p>
+            <w:r/>
+            <w:r>
+              <w:rPr>
+                <w:sz w:val="17"/>
+              </w:rPr>
+              <w:t>–</w:t>
+            </w:r>
+          </w:p>
+        </w:tc>
+      </w:tr>
+      <w:tr>
+        <w:tc>
+          <w:tcPr>
+            <w:tcW w:type="dxa" w:w="4968"/>
+          </w:tcPr>
+          <w:p>
+            <w:r/>
+            <w:r>
+              <w:rPr>
+                <w:sz w:val="17"/>
+              </w:rPr>
+              <w:t>Pass/Fail</w:t>
+            </w:r>
+          </w:p>
+        </w:tc>
+        <w:tc>
+          <w:tcPr>
+            <w:tcW w:type="dxa" w:w="4968"/>
+          </w:tcPr>
+          <w:p>
+            <w:r/>
+            <w:r>
+              <w:rPr>
+                <w:sz w:val="17"/>
+              </w:rPr>
+              <w:t>Not Executed</w:t>
+            </w:r>
+          </w:p>
+        </w:tc>
+      </w:tr>
+    </w:tbl>
+    <w:p/>
+    <w:p>
       <w:pPr>
         <w:pStyle w:val="Heading2"/>
       </w:pPr>
@@ -13886,7 +14826,7 @@
               <w:rPr>
                 <w:sz w:val="17"/>
               </w:rPr>
-              <w:t>TC-01, TC-02, TC-03, TC-04, TC-17, TC-21</w:t>
+              <w:t>TC-01, TC-02, TC-03, TC-04, TC-17, TC-21, TC-24</w:t>
             </w:r>
           </w:p>
         </w:tc>
@@ -13900,7 +14840,7 @@
               <w:rPr>
                 <w:sz w:val="17"/>
               </w:rPr>
-              <w:t>normal, boundary ×2, negative, concurrency, invalid input</w:t>
+              <w:t>clause (a) TC-24; (b) TC-02; (c) TC-03; (d) TC-04, TC-17; (e) TC-01; invalid input TC-21</w:t>
             </w:r>
           </w:p>
         </w:tc>
@@ -13940,6 +14880,12 @@
           </w:tcPr>
           <w:p>
             <w:r/>
+            <w:r>
+              <w:rPr>
+                <w:sz w:val="17"/>
+              </w:rPr>
+              <w:t>clause (a) TC-01, TC-13; (b), (c) TC-05</w:t>
+            </w:r>
           </w:p>
         </w:tc>
       </w:tr>
@@ -14044,7 +14990,7 @@
               <w:rPr>
                 <w:sz w:val="17"/>
               </w:rPr>
-              <w:t>TC-10, TC-21, TC-22</w:t>
+              <w:t>TC-10, TC-21, TC-22, TC-25</w:t>
             </w:r>
           </w:p>
         </w:tc>
@@ -14487,6 +15433,44 @@
                 <w:sz w:val="17"/>
               </w:rPr>
               <w:t>SEC-REQ-04</w:t>
+            </w:r>
+          </w:p>
+        </w:tc>
+        <w:tc>
+          <w:tcPr>
+            <w:tcW w:type="dxa" w:w="3312"/>
+          </w:tcPr>
+          <w:p>
+            <w:r/>
+            <w:r>
+              <w:rPr>
+                <w:sz w:val="17"/>
+              </w:rPr>
+              <w:t>TC-20</w:t>
+            </w:r>
+          </w:p>
+        </w:tc>
+        <w:tc>
+          <w:tcPr>
+            <w:tcW w:type="dxa" w:w="3312"/>
+          </w:tcPr>
+          <w:p>
+            <w:r/>
+          </w:p>
+        </w:tc>
+      </w:tr>
+      <w:tr>
+        <w:tc>
+          <w:tcPr>
+            <w:tcW w:type="dxa" w:w="3312"/>
+          </w:tcPr>
+          <w:p>
+            <w:r/>
+            <w:r>
+              <w:rPr>
+                <w:sz w:val="17"/>
+              </w:rPr>
+              <w:t>SEC-REQ-07</w:t>
             </w:r>
           </w:p>
         </w:tc>
@@ -14594,7 +15578,7 @@
     <w:p>
       <w:r>
         <w:rPr/>
-        <w:t>Totals: 23 test cases – 15 functional (TC-01…TC-15), 2 non-functional (TC-16, TC-17), 6 security (TC-18…TC-23); several functional cases (TC-11, TC-12) also carry security requirements. Every requirement in the SRS has at least one test case.</w:t>
+        <w:t>Totals: 25 test cases – 17 functional (TC-01…TC-15, TC-24, TC-25), 2 non-functional (TC-16, TC-17), 6 security (TC-18…TC-23); TC-11 and TC-12 also carry security requirements. Every requirement in the SRS has at least one test case. Test types present: normal-flow, invalid-input, boundary, error-handling, fault-injection, performance, concurrency and security.</w:t>
       </w:r>
     </w:p>
     <w:sectPr>

--- a/docs/output/Test_Plan.docx
+++ b/docs/output/Test_Plan.docx
@@ -36,34 +36,6 @@
         <w:gridCol w:w="4968"/>
         <w:gridCol w:w="4968"/>
       </w:tblGrid>
-      <w:tr>
-        <w:tc>
-          <w:tcPr>
-            <w:tcW w:type="dxa" w:w="4968"/>
-            <w:shd w:val="clear" w:color="auto" w:fill="E4EAF6"/>
-          </w:tcPr>
-          <w:p>
-            <w:r>
-              <w:rPr>
-                <w:b/>
-              </w:rPr>
-            </w:r>
-          </w:p>
-        </w:tc>
-        <w:tc>
-          <w:tcPr>
-            <w:tcW w:type="dxa" w:w="4968"/>
-            <w:shd w:val="clear" w:color="auto" w:fill="E4EAF6"/>
-          </w:tcPr>
-          <w:p>
-            <w:r>
-              <w:rPr>
-                <w:b/>
-              </w:rPr>
-            </w:r>
-          </w:p>
-        </w:tc>
-      </w:tr>
       <w:tr>
         <w:tc>
           <w:tcPr>
